--- a/docs/thesis/2026-10-22-chapter4-code.docx
+++ b/docs/thesis/2026-10-22-chapter4-code.docx
@@ -324,7 +324,7 @@
                 <w:sz w:val="17"/>
                 <w:szCs w:val="17"/>
               </w:rPr>
-              <w:t xml:space="preserve">        await sb.auth.signOut()</w:t>
+              <w:t xml:space="preserve">        await sb.auth.signOut({ scope: 'local' })</w:t>
             </w:r>
           </w:p>
           <w:p>
